--- a/GCP-CiCD_Design_discussion.docx
+++ b/GCP-CiCD_Design_discussion.docx
@@ -59,7 +59,7 @@
           <w:noProof/>
         </w:rPr>
         <w:drawing>
-          <wp:inline distT="0" distB="0" distL="0" distR="0" wp14:anchorId="632AC2DA" wp14:editId="107E8282">
+          <wp:inline distT="0" distB="0" distL="0" distR="0" wp14:anchorId="632AC2DA" wp14:editId="4131A164">
             <wp:extent cx="5943600" cy="3100070"/>
             <wp:effectExtent l="0" t="0" r="0" b="5080"/>
             <wp:docPr id="1288219743" name="Picture 2"/>
@@ -213,7 +213,7 @@
           <w:noProof/>
         </w:rPr>
         <w:drawing>
-          <wp:inline distT="0" distB="0" distL="0" distR="0" wp14:anchorId="44FFFFCD" wp14:editId="31D1ED92">
+          <wp:inline distT="0" distB="0" distL="0" distR="0" wp14:anchorId="44FFFFCD" wp14:editId="4AC34B6E">
             <wp:extent cx="5943600" cy="2743200"/>
             <wp:effectExtent l="0" t="0" r="0" b="0"/>
             <wp:docPr id="1492615403" name="Picture 6"/>
@@ -263,7 +263,7 @@
           <w:noProof/>
         </w:rPr>
         <w:drawing>
-          <wp:inline distT="0" distB="0" distL="0" distR="0" wp14:anchorId="0BA3289F" wp14:editId="62B4481C">
+          <wp:inline distT="0" distB="0" distL="0" distR="0" wp14:anchorId="0BA3289F" wp14:editId="00C2C319">
             <wp:extent cx="5943600" cy="3053080"/>
             <wp:effectExtent l="0" t="0" r="0" b="0"/>
             <wp:docPr id="178950475" name="Picture 7"/>
@@ -679,6 +679,48 @@
         </w:drawing>
       </w:r>
     </w:p>
+    <w:p/>
+    <w:p>
+      <w:r>
+        <w:lastRenderedPageBreak/>
+        <w:drawing>
+          <wp:inline distT="0" distB="0" distL="0" distR="0" wp14:anchorId="7E6B68C0" wp14:editId="5A797678">
+            <wp:extent cx="5943600" cy="3699510"/>
+            <wp:effectExtent l="0" t="0" r="0" b="0"/>
+            <wp:docPr id="36005883" name="Picture 1"/>
+            <wp:cNvGraphicFramePr>
+              <a:graphicFrameLocks xmlns:a="http://schemas.openxmlformats.org/drawingml/2006/main" noChangeAspect="1"/>
+            </wp:cNvGraphicFramePr>
+            <a:graphic xmlns:a="http://schemas.openxmlformats.org/drawingml/2006/main">
+              <a:graphicData uri="http://schemas.openxmlformats.org/drawingml/2006/picture">
+                <pic:pic xmlns:pic="http://schemas.openxmlformats.org/drawingml/2006/picture">
+                  <pic:nvPicPr>
+                    <pic:cNvPr id="36005883" name=""/>
+                    <pic:cNvPicPr/>
+                  </pic:nvPicPr>
+                  <pic:blipFill>
+                    <a:blip r:embed="rId17"/>
+                    <a:stretch>
+                      <a:fillRect/>
+                    </a:stretch>
+                  </pic:blipFill>
+                  <pic:spPr>
+                    <a:xfrm>
+                      <a:off x="0" y="0"/>
+                      <a:ext cx="5943600" cy="3699510"/>
+                    </a:xfrm>
+                    <a:prstGeom prst="rect">
+                      <a:avLst/>
+                    </a:prstGeom>
+                  </pic:spPr>
+                </pic:pic>
+              </a:graphicData>
+            </a:graphic>
+          </wp:inline>
+        </w:drawing>
+      </w:r>
+    </w:p>
+    <w:p/>
     <w:p/>
     <w:p/>
     <w:p/>
